--- a/Knowledge/3-Work knowledge/1-Software Engineering/2-General Technologies/9-Databases/5-My Source/1-Intro to Databases/2-Database Management System/2-Database Management Tool.docx
+++ b/Knowledge/3-Work knowledge/1-Software Engineering/2-General Technologies/9-Databases/5-My Source/1-Intro to Databases/2-Database Management System/2-Database Management Tool.docx
@@ -18,6 +18,7 @@
       </w:pPr>
       <w:r>
         <w:rPr>
+          <w:rFonts w:ascii="Arial" w:hAnsi="Arial" w:eastAsia="Arial"/>
           <w:b/>
           <w:color w:val="000000"/>
           <w:sz w:val="18"/>
@@ -27,6 +28,7 @@
       </w:r>
       <w:r>
         <w:rPr>
+          <w:rFonts w:ascii="Arial" w:hAnsi="Arial" w:eastAsia="Arial"/>
           <w:color w:val="000000"/>
           <w:sz w:val="18"/>
           <w:highlight w:val="lightGray"/>
@@ -35,6 +37,7 @@
       </w:r>
       <w:r>
         <w:rPr>
+          <w:rFonts w:ascii="Arial" w:hAnsi="Arial" w:eastAsia="Arial"/>
           <w:b/>
           <w:color w:val="000000"/>
           <w:sz w:val="18"/>
@@ -44,6 +47,7 @@
       </w:r>
       <w:r>
         <w:rPr>
+          <w:rFonts w:ascii="Arial" w:hAnsi="Arial" w:eastAsia="Arial"/>
           <w:color w:val="000000"/>
           <w:sz w:val="18"/>
           <w:highlight w:val="lightGray"/>
@@ -52,6 +56,7 @@
       </w:r>
       <w:r>
         <w:rPr>
+          <w:rFonts w:ascii="Arial" w:hAnsi="Arial" w:eastAsia="Arial"/>
           <w:b/>
           <w:color w:val="000000"/>
           <w:sz w:val="18"/>
@@ -61,6 +66,7 @@
       </w:r>
       <w:r>
         <w:rPr>
+          <w:rFonts w:ascii="Arial" w:hAnsi="Arial" w:eastAsia="Arial"/>
           <w:color w:val="000000"/>
           <w:sz w:val="18"/>
           <w:highlight w:val="lightGray"/>
@@ -153,6 +159,7 @@
       </w:pPr>
       <w:r>
         <w:rPr>
+          <w:rFonts w:ascii="Arial" w:hAnsi="Arial" w:eastAsia="Arial"/>
           <w:b/>
           <w:color w:val="000000"/>
           <w:sz w:val="18"/>
@@ -162,6 +169,7 @@
       </w:r>
       <w:r>
         <w:rPr>
+          <w:rFonts w:ascii="Arial" w:hAnsi="Arial" w:eastAsia="Arial"/>
           <w:color w:val="000000"/>
           <w:sz w:val="18"/>
           <w:highlight w:val="lightGray"/>
@@ -170,6 +178,7 @@
       </w:r>
       <w:r>
         <w:rPr>
+          <w:rFonts w:ascii="Arial" w:hAnsi="Arial" w:eastAsia="Arial"/>
           <w:b/>
           <w:color w:val="000000"/>
           <w:sz w:val="18"/>
@@ -179,6 +188,7 @@
       </w:r>
       <w:r>
         <w:rPr>
+          <w:rFonts w:ascii="Arial" w:hAnsi="Arial" w:eastAsia="Arial"/>
           <w:color w:val="000000"/>
           <w:sz w:val="18"/>
           <w:highlight w:val="lightGray"/>
@@ -187,6 +197,7 @@
       </w:r>
       <w:r>
         <w:rPr>
+          <w:rFonts w:ascii="Arial" w:hAnsi="Arial" w:eastAsia="Arial"/>
           <w:b/>
           <w:color w:val="000000"/>
           <w:sz w:val="18"/>
@@ -196,6 +207,7 @@
       </w:r>
       <w:r>
         <w:rPr>
+          <w:rFonts w:ascii="Arial" w:hAnsi="Arial" w:eastAsia="Arial"/>
           <w:color w:val="000000"/>
           <w:sz w:val="18"/>
           <w:highlight w:val="lightGray"/>
@@ -799,6 +811,7 @@
       </w:pPr>
       <w:r>
         <w:rPr>
+          <w:rFonts w:ascii="Arial" w:hAnsi="Arial" w:eastAsia="Arial"/>
           <w:b/>
           <w:color w:val="000000"/>
           <w:sz w:val="18"/>
@@ -808,6 +821,7 @@
       </w:r>
       <w:r>
         <w:rPr>
+          <w:rFonts w:ascii="Arial" w:hAnsi="Arial" w:eastAsia="Arial"/>
           <w:color w:val="000000"/>
           <w:sz w:val="18"/>
           <w:highlight w:val="lightGray"/>
@@ -816,6 +830,7 @@
       </w:r>
       <w:r>
         <w:rPr>
+          <w:rFonts w:ascii="Arial" w:hAnsi="Arial" w:eastAsia="Arial"/>
           <w:b/>
           <w:color w:val="000000"/>
           <w:sz w:val="18"/>
@@ -825,6 +840,7 @@
       </w:r>
       <w:r>
         <w:rPr>
+          <w:rFonts w:ascii="Arial" w:hAnsi="Arial" w:eastAsia="Arial"/>
           <w:color w:val="000000"/>
           <w:sz w:val="18"/>
           <w:highlight w:val="lightGray"/>
@@ -833,6 +849,7 @@
       </w:r>
       <w:r>
         <w:rPr>
+          <w:rFonts w:ascii="Arial" w:hAnsi="Arial" w:eastAsia="Arial"/>
           <w:b/>
           <w:color w:val="000000"/>
           <w:sz w:val="18"/>
@@ -842,6 +859,7 @@
       </w:r>
       <w:r>
         <w:rPr>
+          <w:rFonts w:ascii="Arial" w:hAnsi="Arial" w:eastAsia="Arial"/>
           <w:color w:val="000000"/>
           <w:sz w:val="18"/>
           <w:highlight w:val="lightGray"/>
@@ -1445,6 +1463,7 @@
       </w:pPr>
       <w:r>
         <w:rPr>
+          <w:rFonts w:ascii="Arial" w:hAnsi="Arial" w:eastAsia="Arial"/>
           <w:b/>
           <w:color w:val="000000"/>
           <w:sz w:val="18"/>
@@ -1454,6 +1473,7 @@
       </w:r>
       <w:r>
         <w:rPr>
+          <w:rFonts w:ascii="Arial" w:hAnsi="Arial" w:eastAsia="Arial"/>
           <w:color w:val="000000"/>
           <w:sz w:val="18"/>
           <w:highlight w:val="lightGray"/>
@@ -1462,6 +1482,7 @@
       </w:r>
       <w:r>
         <w:rPr>
+          <w:rFonts w:ascii="Arial" w:hAnsi="Arial" w:eastAsia="Arial"/>
           <w:b/>
           <w:color w:val="000000"/>
           <w:sz w:val="18"/>
@@ -1471,6 +1492,7 @@
       </w:r>
       <w:r>
         <w:rPr>
+          <w:rFonts w:ascii="Arial" w:hAnsi="Arial" w:eastAsia="Arial"/>
           <w:color w:val="000000"/>
           <w:sz w:val="18"/>
           <w:highlight w:val="lightGray"/>
@@ -1479,6 +1501,7 @@
       </w:r>
       <w:r>
         <w:rPr>
+          <w:rFonts w:ascii="Arial" w:hAnsi="Arial" w:eastAsia="Arial"/>
           <w:b/>
           <w:color w:val="000000"/>
           <w:sz w:val="18"/>
@@ -1488,6 +1511,7 @@
       </w:r>
       <w:r>
         <w:rPr>
+          <w:rFonts w:ascii="Arial" w:hAnsi="Arial" w:eastAsia="Arial"/>
           <w:color w:val="000000"/>
           <w:sz w:val="18"/>
           <w:highlight w:val="lightGray"/>
@@ -1561,6 +1585,7 @@
       </w:pPr>
       <w:r>
         <w:rPr>
+          <w:rFonts w:ascii="Arial" w:hAnsi="Arial" w:eastAsia="Arial"/>
           <w:b/>
           <w:color w:val="000000"/>
           <w:sz w:val="18"/>
@@ -1570,6 +1595,7 @@
       </w:r>
       <w:r>
         <w:rPr>
+          <w:rFonts w:ascii="Arial" w:hAnsi="Arial" w:eastAsia="Arial"/>
           <w:color w:val="000000"/>
           <w:sz w:val="18"/>
           <w:highlight w:val="lightGray"/>
@@ -1578,6 +1604,7 @@
       </w:r>
       <w:r>
         <w:rPr>
+          <w:rFonts w:ascii="Arial" w:hAnsi="Arial" w:eastAsia="Arial"/>
           <w:b/>
           <w:color w:val="000000"/>
           <w:sz w:val="18"/>
@@ -1587,6 +1614,7 @@
       </w:r>
       <w:r>
         <w:rPr>
+          <w:rFonts w:ascii="Arial" w:hAnsi="Arial" w:eastAsia="Arial"/>
           <w:color w:val="000000"/>
           <w:sz w:val="18"/>
           <w:highlight w:val="lightGray"/>
@@ -1595,6 +1623,7 @@
       </w:r>
       <w:r>
         <w:rPr>
+          <w:rFonts w:ascii="Arial" w:hAnsi="Arial" w:eastAsia="Arial"/>
           <w:b/>
           <w:color w:val="000000"/>
           <w:sz w:val="18"/>
@@ -1604,6 +1633,7 @@
       </w:r>
       <w:r>
         <w:rPr>
+          <w:rFonts w:ascii="Arial" w:hAnsi="Arial" w:eastAsia="Arial"/>
           <w:color w:val="000000"/>
           <w:sz w:val="18"/>
           <w:highlight w:val="lightGray"/>
@@ -1692,6 +1722,7 @@
       </w:pPr>
       <w:r>
         <w:rPr>
+          <w:rFonts w:ascii="Arial" w:hAnsi="Arial" w:eastAsia="Arial"/>
           <w:b/>
           <w:color w:val="000000"/>
           <w:sz w:val="18"/>
@@ -1701,6 +1732,7 @@
       </w:r>
       <w:r>
         <w:rPr>
+          <w:rFonts w:ascii="Arial" w:hAnsi="Arial" w:eastAsia="Arial"/>
           <w:color w:val="000000"/>
           <w:sz w:val="18"/>
           <w:highlight w:val="lightGray"/>
@@ -1709,6 +1741,7 @@
       </w:r>
       <w:r>
         <w:rPr>
+          <w:rFonts w:ascii="Arial" w:hAnsi="Arial" w:eastAsia="Arial"/>
           <w:b/>
           <w:color w:val="000000"/>
           <w:sz w:val="18"/>
@@ -1718,6 +1751,7 @@
       </w:r>
       <w:r>
         <w:rPr>
+          <w:rFonts w:ascii="Arial" w:hAnsi="Arial" w:eastAsia="Arial"/>
           <w:color w:val="000000"/>
           <w:sz w:val="18"/>
           <w:highlight w:val="lightGray"/>
@@ -1726,6 +1760,7 @@
       </w:r>
       <w:r>
         <w:rPr>
+          <w:rFonts w:ascii="Arial" w:hAnsi="Arial" w:eastAsia="Arial"/>
           <w:b/>
           <w:color w:val="000000"/>
           <w:sz w:val="18"/>
@@ -1735,6 +1770,7 @@
       </w:r>
       <w:r>
         <w:rPr>
+          <w:rFonts w:ascii="Arial" w:hAnsi="Arial" w:eastAsia="Arial"/>
           <w:color w:val="000000"/>
           <w:sz w:val="18"/>
           <w:highlight w:val="lightGray"/>
@@ -2357,6 +2393,7 @@
       </w:pPr>
       <w:r>
         <w:rPr>
+          <w:rFonts w:ascii="Arial" w:hAnsi="Arial" w:eastAsia="Arial"/>
           <w:b/>
           <w:color w:val="000000"/>
           <w:sz w:val="18"/>
@@ -2366,6 +2403,7 @@
       </w:r>
       <w:r>
         <w:rPr>
+          <w:rFonts w:ascii="Arial" w:hAnsi="Arial" w:eastAsia="Arial"/>
           <w:color w:val="000000"/>
           <w:sz w:val="18"/>
           <w:highlight w:val="lightGray"/>
@@ -2374,6 +2412,7 @@
       </w:r>
       <w:r>
         <w:rPr>
+          <w:rFonts w:ascii="Arial" w:hAnsi="Arial" w:eastAsia="Arial"/>
           <w:b/>
           <w:color w:val="000000"/>
           <w:sz w:val="18"/>
@@ -2383,6 +2422,7 @@
       </w:r>
       <w:r>
         <w:rPr>
+          <w:rFonts w:ascii="Arial" w:hAnsi="Arial" w:eastAsia="Arial"/>
           <w:color w:val="000000"/>
           <w:sz w:val="18"/>
           <w:highlight w:val="lightGray"/>
@@ -2391,6 +2431,7 @@
       </w:r>
       <w:r>
         <w:rPr>
+          <w:rFonts w:ascii="Arial" w:hAnsi="Arial" w:eastAsia="Arial"/>
           <w:b/>
           <w:color w:val="000000"/>
           <w:sz w:val="18"/>
@@ -2400,6 +2441,7 @@
       </w:r>
       <w:r>
         <w:rPr>
+          <w:rFonts w:ascii="Arial" w:hAnsi="Arial" w:eastAsia="Arial"/>
           <w:color w:val="000000"/>
           <w:sz w:val="18"/>
           <w:highlight w:val="lightGray"/>
@@ -2987,6 +3029,7 @@
       </w:pPr>
       <w:r>
         <w:rPr>
+          <w:rFonts w:ascii="Arial" w:hAnsi="Arial" w:eastAsia="Arial"/>
           <w:b/>
           <w:color w:val="000000"/>
           <w:sz w:val="18"/>
@@ -2996,6 +3039,7 @@
       </w:r>
       <w:r>
         <w:rPr>
+          <w:rFonts w:ascii="Arial" w:hAnsi="Arial" w:eastAsia="Arial"/>
           <w:color w:val="000000"/>
           <w:sz w:val="18"/>
           <w:highlight w:val="lightGray"/>
@@ -3004,6 +3048,7 @@
       </w:r>
       <w:r>
         <w:rPr>
+          <w:rFonts w:ascii="Arial" w:hAnsi="Arial" w:eastAsia="Arial"/>
           <w:b/>
           <w:color w:val="000000"/>
           <w:sz w:val="18"/>
@@ -3013,6 +3058,7 @@
       </w:r>
       <w:r>
         <w:rPr>
+          <w:rFonts w:ascii="Arial" w:hAnsi="Arial" w:eastAsia="Arial"/>
           <w:color w:val="000000"/>
           <w:sz w:val="18"/>
           <w:highlight w:val="lightGray"/>
@@ -3021,6 +3067,7 @@
       </w:r>
       <w:r>
         <w:rPr>
+          <w:rFonts w:ascii="Arial" w:hAnsi="Arial" w:eastAsia="Arial"/>
           <w:b/>
           <w:color w:val="000000"/>
           <w:sz w:val="18"/>
@@ -3030,6 +3077,7 @@
       </w:r>
       <w:r>
         <w:rPr>
+          <w:rFonts w:ascii="Arial" w:hAnsi="Arial" w:eastAsia="Arial"/>
           <w:color w:val="000000"/>
           <w:sz w:val="18"/>
           <w:highlight w:val="lightGray"/>
@@ -3620,6 +3668,7 @@
       </w:pPr>
       <w:r>
         <w:rPr>
+          <w:rFonts w:ascii="Arial" w:hAnsi="Arial" w:eastAsia="Arial"/>
           <w:b/>
           <w:color w:val="000000"/>
           <w:sz w:val="18"/>
@@ -3629,6 +3678,7 @@
       </w:r>
       <w:r>
         <w:rPr>
+          <w:rFonts w:ascii="Arial" w:hAnsi="Arial" w:eastAsia="Arial"/>
           <w:color w:val="000000"/>
           <w:sz w:val="18"/>
           <w:highlight w:val="lightGray"/>
@@ -3637,6 +3687,7 @@
       </w:r>
       <w:r>
         <w:rPr>
+          <w:rFonts w:ascii="Arial" w:hAnsi="Arial" w:eastAsia="Arial"/>
           <w:b/>
           <w:color w:val="000000"/>
           <w:sz w:val="18"/>
@@ -3646,6 +3697,7 @@
       </w:r>
       <w:r>
         <w:rPr>
+          <w:rFonts w:ascii="Arial" w:hAnsi="Arial" w:eastAsia="Arial"/>
           <w:color w:val="000000"/>
           <w:sz w:val="18"/>
           <w:highlight w:val="lightGray"/>
@@ -3654,6 +3706,7 @@
       </w:r>
       <w:r>
         <w:rPr>
+          <w:rFonts w:ascii="Arial" w:hAnsi="Arial" w:eastAsia="Arial"/>
           <w:b/>
           <w:color w:val="000000"/>
           <w:sz w:val="18"/>
@@ -3663,6 +3716,7 @@
       </w:r>
       <w:r>
         <w:rPr>
+          <w:rFonts w:ascii="Arial" w:hAnsi="Arial" w:eastAsia="Arial"/>
           <w:color w:val="000000"/>
           <w:sz w:val="18"/>
           <w:highlight w:val="lightGray"/>

--- a/Knowledge/3-Work knowledge/1-Software Engineering/2-General Technologies/9-Databases/5-My Source/1-Intro to Databases/2-Database Management System/2-Database Management Tool.docx
+++ b/Knowledge/3-Work knowledge/1-Software Engineering/2-General Technologies/9-Databases/5-My Source/1-Intro to Databases/2-Database Management System/2-Database Management Tool.docx
@@ -9,6 +9,9 @@
       <w:bookmarkStart w:id="0" w:name="_bve5xgn6z1rw" w:colFirst="0" w:colLast="0"/>
       <w:bookmarkEnd w:id="0"/>
       <w:r>
+        <w:rPr>
+          <w:rFonts w:ascii="Calibri Light" w:hAnsi="Calibri Light" w:eastAsia="Calibri Light"/>
+        </w:rPr>
         <w:t>Database Management Tool</w:t>
       </w:r>
     </w:p>
@@ -148,7 +151,7 @@
       <w:bookmarkEnd w:id="1"/>
       <w:r>
         <w:rPr>
-          <w:rFonts w:ascii="Arial Unicode MS" w:eastAsia="Arial Unicode MS" w:hAnsi="Arial Unicode MS" w:cs="Arial Unicode MS"/>
+          <w:rFonts w:ascii="Calibri Light" w:eastAsia="Calibri Light" w:hAnsi="Calibri Light" w:cs="Arial Unicode MS"/>
         </w:rPr>
         <w:t>✅ What It Helps You Do:</w:t>
       </w:r>
@@ -802,6 +805,9 @@
       <w:bookmarkStart w:id="2" w:name="_m1qxkeorusqi" w:colFirst="0" w:colLast="0"/>
       <w:bookmarkEnd w:id="2"/>
       <w:r>
+        <w:rPr>
+          <w:rFonts w:ascii="Calibri Light" w:hAnsi="Calibri Light" w:eastAsia="Calibri Light"/>
+        </w:rPr>
         <w:t>🧰 Examples of Database Management Tools</w:t>
       </w:r>
     </w:p>
@@ -1454,6 +1460,9 @@
       <w:bookmarkStart w:id="3" w:name="_mukpykkkdgy1" w:colFirst="0" w:colLast="0"/>
       <w:bookmarkEnd w:id="3"/>
       <w:r>
+        <w:rPr>
+          <w:rFonts w:ascii="Calibri Light" w:hAnsi="Calibri Light" w:eastAsia="Calibri Light"/>
+        </w:rPr>
         <w:t>📦 Behind the Scenes</w:t>
       </w:r>
     </w:p>
@@ -1576,6 +1585,9 @@
       <w:bookmarkStart w:id="4" w:name="_gqrk7ddp2raq" w:colFirst="0" w:colLast="0"/>
       <w:bookmarkEnd w:id="4"/>
       <w:r>
+        <w:rPr>
+          <w:rFonts w:ascii="Calibri Light" w:hAnsi="Calibri Light" w:eastAsia="Calibri Light"/>
+        </w:rPr>
         <w:t>Difference between Database Management Tool and Database Management System</w:t>
       </w:r>
     </w:p>
@@ -1713,6 +1725,9 @@
       <w:bookmarkStart w:id="5" w:name="_iw3seuxil2bd" w:colFirst="0" w:colLast="0"/>
       <w:bookmarkEnd w:id="5"/>
       <w:r>
+        <w:rPr>
+          <w:rFonts w:ascii="Calibri Light" w:hAnsi="Calibri Light" w:eastAsia="Calibri Light"/>
+        </w:rPr>
         <w:t>⚙️ 1. Database Management System (DBMS)</w:t>
       </w:r>
     </w:p>
@@ -2384,6 +2399,9 @@
       <w:bookmarkStart w:id="6" w:name="_bf8le3jeleul" w:colFirst="0" w:colLast="0"/>
       <w:bookmarkEnd w:id="6"/>
       <w:r>
+        <w:rPr>
+          <w:rFonts w:ascii="Calibri Light" w:hAnsi="Calibri Light" w:eastAsia="Calibri Light"/>
+        </w:rPr>
         <w:t>🛠️ 2. Database Management Tool</w:t>
       </w:r>
     </w:p>
@@ -3013,6 +3031,9 @@
       <w:bookmarkStart w:id="7" w:name="_hvo3zncaoyev" w:colFirst="0" w:colLast="0"/>
       <w:bookmarkEnd w:id="7"/>
       <w:r>
+        <w:rPr>
+          <w:rFonts w:ascii="Calibri Light" w:hAnsi="Calibri Light" w:eastAsia="Calibri Light"/>
+        </w:rPr>
         <w:t>🔄 Summary Table</w:t>
       </w:r>
     </w:p>
@@ -3659,6 +3680,9 @@
       <w:bookmarkStart w:id="8" w:name="_gtch8ls7ygql" w:colFirst="0" w:colLast="0"/>
       <w:bookmarkEnd w:id="8"/>
       <w:r>
+        <w:rPr>
+          <w:rFonts w:ascii="Calibri Light" w:hAnsi="Calibri Light" w:eastAsia="Calibri Light"/>
+        </w:rPr>
         <w:t>🔁 Analogy:</w:t>
       </w:r>
     </w:p>
